--- a/docs/GRASP_Phase3_OnePager_COMPLETE.docx
+++ b/docs/GRASP_Phase3_OnePager_COMPLETE.docx
@@ -531,7 +531,7 @@
                 <w:sz w:val="18"/>
                 <w:szCs w:val="18"/>
               </w:rPr>
-              <w:t xml:space="preserve">Compiled LangGraph StateGraph. error_router + final_router. Conditional edges after every node. Never modified again.</w:t>
+              <w:t>Compiled LangGraph StateGraph. error_router + final_router. Conditional edges after every node. Terminal nodes (handle_fatal_error, mark_complete, mark_partial) return {"errors": []} for operator.add reducer compatibility. Never modified again.</w:t>
             </w:r>
           </w:p>
         </w:tc>
@@ -614,7 +614,7 @@
                 <w:sz w:val="18"/>
                 <w:szCs w:val="18"/>
               </w:rPr>
-              <w:t xml:space="preserve">4 runs: COMPLETE, PARTIAL, FAILED, Resume. Session-scoped fixtures. Unique thread_id per test. finalise_session() called explicitly.</w:t>
+              <w:t>4 runs: COMPLETE, PARTIAL, FAILED, Resume. Session-scoped fixtures. NullPool engine to avoid asyncpg connection reuse issues. Fresh engine per test. test_user_id fixture creates UserProfile to satisfy FK constraints. Unique thread_id per test. finalise_session() called explicitly.</w:t>
             </w:r>
           </w:p>
         </w:tc>
@@ -1203,7 +1203,7 @@
                 <w:sz w:val="18"/>
                 <w:szCs w:val="18"/>
               </w:rPr>
-              <w:t xml:space="preserve">SIMULATE_INTERRUPT env var via monkeypatch. dag_builder raises RuntimeError on first invoke.</w:t>
+              <w:t>SIMULATE_INTERRUPT env var via monkeypatch. dag_builder raises RuntimeError on first invoke.</w:t>
             </w:r>
           </w:p>
         </w:tc>
@@ -1642,7 +1642,7 @@
                 <w:sz w:val="18"/>
                 <w:szCs w:val="18"/>
               </w:rPr>
-              <w:t xml:space="preserve">dag_builder checks os.environ.get("SIMULATE_INTERRUPT") == "1". monkeypatch.setenv() sets it. monkeypatch.delenv() clears it before second invoke. Second invoke: graph.ainvoke(None, config=config) with same thread_id resumes from checkpoint.</w:t>
+              <w:t>dag_builder checks os.environ.get("SIMULATE_INTERRUPT") == "1". monkeypatch.setenv() sets it. monkeypatch.delenv() clears it before second invoke. Second invoke: graph.ainvoke(initial_state, config=config) with same thread_id resumes from checkpoint. initial_state passed again (not None) — LangGraph uses the checkpoint's saved state via the thread_id.</w:t>
             </w:r>
           </w:p>
         </w:tc>
@@ -1727,7 +1727,7 @@
                 <w:sz w:val="18"/>
                 <w:szCs w:val="18"/>
               </w:rPr>
-              <w:t xml:space="preserve">Test DB on port 5433</w:t>
+              <w:t>Test DB on port 5433</w:t>
             </w:r>
           </w:p>
         </w:tc>
